--- a/00-首页/题组Word/专项卷/一分册/专项卷XI-学生版.docx
+++ b/00-首页/题组Word/专项卷/一分册/专项卷XI-学生版.docx
@@ -3396,15 +3396,31 @@
         <w:rPr>
           <w:rFonts w:ascii="Times New Roman" w:hAnsi="Times New Roman" w:eastAsia="Times New Roman" w:cs="Times New Roman"/>
         </w:rPr>
-        <w:t xml:space="preserve"> CuSO</w:t>
-      </w:r>
-      <w:r>
-        <w:rPr>
-          <w:rFonts w:ascii="Times New Roman" w:hAnsi="Times New Roman" w:eastAsia="Times New Roman" w:cs="Times New Roman"/>
-          <w:vertAlign w:val="subscript"/>
-        </w:rPr>
-        <w:t>4</w:t>
-      </w:r>
+        <w:t xml:space="preserve"> </w:t>
+      </w:r>
+      <m:oMath>
+        <m:r>
+          <m:t>C</m:t>
+        </m:r>
+        <m:r>
+          <m:t>u</m:t>
+        </m:r>
+        <m:r>
+          <m:t>S</m:t>
+        </m:r>
+        <m:sSub>
+          <m:e>
+            <m:r>
+              <m:t>O</m:t>
+            </m:r>
+          </m:e>
+          <m:sub>
+            <m:r>
+              <m:t>4</m:t>
+            </m:r>
+          </m:sub>
+        </m:sSub>
+      </m:oMath>
       <w:r>
         <w:rPr>
           <w:rFonts w:ascii="Times New Roman" w:hAnsi="Times New Roman" w:eastAsia="Times New Roman" w:cs="Times New Roman"/>
@@ -3421,15 +3437,25 @@
         <w:rPr>
           <w:rFonts w:ascii="Times New Roman" w:hAnsi="Times New Roman" w:eastAsia="Times New Roman" w:cs="Times New Roman"/>
         </w:rPr>
-        <w:t xml:space="preserve"> SO</w:t>
-      </w:r>
-      <w:r>
-        <w:rPr>
-          <w:rFonts w:ascii="Times New Roman" w:hAnsi="Times New Roman" w:eastAsia="Times New Roman" w:cs="Times New Roman"/>
-          <w:vertAlign w:val="subscript"/>
-        </w:rPr>
-        <w:t>2</w:t>
-      </w:r>
+        <w:t xml:space="preserve"> </w:t>
+      </w:r>
+      <m:oMath>
+        <m:r>
+          <m:t>S</m:t>
+        </m:r>
+        <m:sSub>
+          <m:e>
+            <m:r>
+              <m:t>O</m:t>
+            </m:r>
+          </m:e>
+          <m:sub>
+            <m:r>
+              <m:t>2</m:t>
+            </m:r>
+          </m:sub>
+        </m:sSub>
+      </m:oMath>
       <w:r>
         <w:rPr>
           <w:rFonts w:ascii="Times New Roman" w:hAnsi="Times New Roman" w:eastAsia="Times New Roman" w:cs="Times New Roman"/>
@@ -3512,15 +3538,34 @@
         <w:rPr>
           <w:rFonts w:ascii="Times New Roman" w:hAnsi="Times New Roman" w:eastAsia="Times New Roman" w:cs="Times New Roman"/>
         </w:rPr>
-        <w:t xml:space="preserve"> 0.090 mol HNO</w:t>
-      </w:r>
-      <w:r>
-        <w:rPr>
-          <w:rFonts w:ascii="Times New Roman" w:hAnsi="Times New Roman" w:eastAsia="Times New Roman" w:cs="Times New Roman"/>
-          <w:vertAlign w:val="subscript"/>
-        </w:rPr>
-        <w:t>3</w:t>
-      </w:r>
+        <w:t xml:space="preserve"> 0.090 mol</w:t>
+      </w:r>
+      <w:r>
+        <w:rPr>
+          <w:rFonts w:ascii="Times New Roman" w:hAnsi="Times New Roman" w:eastAsia="Times New Roman" w:cs="Times New Roman"/>
+        </w:rPr>
+        <w:t xml:space="preserve"> </w:t>
+      </w:r>
+      <m:oMath>
+        <m:r>
+          <m:t>H</m:t>
+        </m:r>
+        <m:r>
+          <m:t>N</m:t>
+        </m:r>
+        <m:sSub>
+          <m:e>
+            <m:r>
+              <m:t>O</m:t>
+            </m:r>
+          </m:e>
+          <m:sub>
+            <m:r>
+              <m:t>3</m:t>
+            </m:r>
+          </m:sub>
+        </m:sSub>
+      </m:oMath>
       <w:r>
         <w:rPr>
           <w:rFonts w:ascii="Times New Roman" w:hAnsi="Times New Roman" w:eastAsia="Times New Roman" w:cs="Times New Roman"/>
@@ -3537,15 +3582,25 @@
         <w:rPr>
           <w:rFonts w:ascii="Times New Roman" w:hAnsi="Times New Roman" w:eastAsia="Times New Roman" w:cs="Times New Roman"/>
         </w:rPr>
-        <w:t xml:space="preserve"> NO</w:t>
-      </w:r>
-      <w:r>
-        <w:rPr>
-          <w:rFonts w:ascii="Times New Roman" w:hAnsi="Times New Roman" w:eastAsia="Times New Roman" w:cs="Times New Roman"/>
-          <w:vertAlign w:val="subscript"/>
-        </w:rPr>
-        <w:t>2</w:t>
-      </w:r>
+        <w:t xml:space="preserve"> </w:t>
+      </w:r>
+      <m:oMath>
+        <m:r>
+          <m:t>N</m:t>
+        </m:r>
+        <m:sSub>
+          <m:e>
+            <m:r>
+              <m:t>O</m:t>
+            </m:r>
+          </m:e>
+          <m:sub>
+            <m:r>
+              <m:t>2</m:t>
+            </m:r>
+          </m:sub>
+        </m:sSub>
+      </m:oMath>
       <w:r>
         <w:rPr>
           <w:rFonts w:ascii="Times New Roman" w:hAnsi="Times New Roman" w:eastAsia="Times New Roman" w:cs="Times New Roman"/>
@@ -3568,15 +3623,31 @@
         <w:rPr>
           <w:rFonts w:ascii="Times New Roman" w:hAnsi="Times New Roman" w:eastAsia="Times New Roman" w:cs="Times New Roman"/>
         </w:rPr>
-        <w:t xml:space="preserve"> BaCl</w:t>
-      </w:r>
-      <w:r>
-        <w:rPr>
-          <w:rFonts w:ascii="Times New Roman" w:hAnsi="Times New Roman" w:eastAsia="Times New Roman" w:cs="Times New Roman"/>
-          <w:vertAlign w:val="subscript"/>
-        </w:rPr>
-        <w:t>2</w:t>
-      </w:r>
+        <w:t xml:space="preserve"> </w:t>
+      </w:r>
+      <m:oMath>
+        <m:r>
+          <m:t>B</m:t>
+        </m:r>
+        <m:r>
+          <m:t>a</m:t>
+        </m:r>
+        <m:r>
+          <m:t>C</m:t>
+        </m:r>
+        <m:sSub>
+          <m:e>
+            <m:r>
+              <m:t>l</m:t>
+            </m:r>
+          </m:e>
+          <m:sub>
+            <m:r>
+              <m:t>2</m:t>
+            </m:r>
+          </m:sub>
+        </m:sSub>
+      </m:oMath>
       <w:r>
         <w:rPr>
           <w:rFonts w:ascii="Times New Roman" w:hAnsi="Times New Roman" w:eastAsia="Times New Roman" w:cs="Times New Roman"/>
@@ -3694,15 +3765,25 @@
         <w:rPr>
           <w:rFonts w:ascii="Times New Roman" w:hAnsi="Times New Roman" w:eastAsia="Times New Roman" w:cs="Times New Roman"/>
         </w:rPr>
-        <w:t xml:space="preserve"> SO</w:t>
-      </w:r>
-      <w:r>
-        <w:rPr>
-          <w:rFonts w:ascii="Times New Roman" w:hAnsi="Times New Roman" w:eastAsia="Times New Roman" w:cs="Times New Roman"/>
-          <w:vertAlign w:val="subscript"/>
-        </w:rPr>
-        <w:t>2</w:t>
-      </w:r>
+        <w:t xml:space="preserve"> </w:t>
+      </w:r>
+      <m:oMath>
+        <m:r>
+          <m:t>S</m:t>
+        </m:r>
+        <m:sSub>
+          <m:e>
+            <m:r>
+              <m:t>O</m:t>
+            </m:r>
+          </m:e>
+          <m:sub>
+            <m:r>
+              <m:t>2</m:t>
+            </m:r>
+          </m:sub>
+        </m:sSub>
+      </m:oMath>
       <w:r>
         <w:rPr>
           <w:rFonts w:ascii="Times New Roman" w:hAnsi="Times New Roman" w:eastAsia="Times New Roman" w:cs="Times New Roman"/>
@@ -6935,15 +7016,28 @@
         <w:rPr>
           <w:rFonts w:ascii="Times New Roman" w:hAnsi="Times New Roman" w:eastAsia="Times New Roman" w:cs="Times New Roman"/>
         </w:rPr>
-        <w:t xml:space="preserve"> ClF</w:t>
-      </w:r>
-      <w:r>
-        <w:rPr>
-          <w:rFonts w:ascii="Times New Roman" w:hAnsi="Times New Roman" w:eastAsia="Times New Roman" w:cs="Times New Roman"/>
-          <w:vertAlign w:val="subscript"/>
-        </w:rPr>
-        <w:t>3</w:t>
-      </w:r>
+        <w:t xml:space="preserve"> </w:t>
+      </w:r>
+      <m:oMath>
+        <m:r>
+          <m:t>C</m:t>
+        </m:r>
+        <m:r>
+          <m:t>l</m:t>
+        </m:r>
+        <m:sSub>
+          <m:e>
+            <m:r>
+              <m:t>F</m:t>
+            </m:r>
+          </m:e>
+          <m:sub>
+            <m:r>
+              <m:t>3</m:t>
+            </m:r>
+          </m:sub>
+        </m:sSub>
+      </m:oMath>
       <w:r>
         <w:rPr>
           <w:rFonts w:ascii="Times New Roman" w:hAnsi="Times New Roman" w:eastAsia="Times New Roman" w:cs="Times New Roman"/>
@@ -8396,19 +8490,23 @@
           <w:numId w:val="1013"/>
         </w:numPr>
       </w:pPr>
-      <w:r>
-        <w:rPr>
-          <w:rFonts w:ascii="Times New Roman" w:hAnsi="Times New Roman" w:eastAsia="Times New Roman" w:cs="Times New Roman"/>
-        </w:rPr>
-        <w:t>XZ</w:t>
-      </w:r>
-      <w:r>
-        <w:rPr>
-          <w:rFonts w:ascii="Times New Roman" w:hAnsi="Times New Roman" w:eastAsia="Times New Roman" w:cs="Times New Roman"/>
-          <w:vertAlign w:val="subscript"/>
-        </w:rPr>
-        <w:t>2</w:t>
-      </w:r>
+      <m:oMath>
+        <m:r>
+          <m:t>X</m:t>
+        </m:r>
+        <m:sSub>
+          <m:e>
+            <m:r>
+              <m:t>Z</m:t>
+            </m:r>
+          </m:e>
+          <m:sub>
+            <m:r>
+              <m:t>2</m:t>
+            </m:r>
+          </m:sub>
+        </m:sSub>
+      </m:oMath>
       <w:r>
         <w:rPr>
           <w:rFonts w:ascii="Times New Roman" w:hAnsi="Times New Roman" w:eastAsia="Times New Roman" w:cs="Times New Roman"/>
@@ -8782,15 +8880,28 @@
         <w:rPr>
           <w:rFonts w:ascii="Times New Roman" w:hAnsi="Times New Roman" w:eastAsia="Times New Roman" w:cs="Times New Roman"/>
         </w:rPr>
-        <w:t xml:space="preserve"> WCl</w:t>
-      </w:r>
-      <w:r>
-        <w:rPr>
-          <w:rFonts w:ascii="Times New Roman" w:hAnsi="Times New Roman" w:eastAsia="Times New Roman" w:cs="Times New Roman"/>
-          <w:vertAlign w:val="subscript"/>
-        </w:rPr>
-        <w:t>3</w:t>
-      </w:r>
+        <w:t xml:space="preserve"> </w:t>
+      </w:r>
+      <m:oMath>
+        <m:r>
+          <m:t>W</m:t>
+        </m:r>
+        <m:r>
+          <m:t>C</m:t>
+        </m:r>
+        <m:sSub>
+          <m:e>
+            <m:r>
+              <m:t>l</m:t>
+            </m:r>
+          </m:e>
+          <m:sub>
+            <m:r>
+              <m:t>3</m:t>
+            </m:r>
+          </m:sub>
+        </m:sSub>
+      </m:oMath>
       <w:r>
         <w:rPr>
           <w:rFonts w:ascii="Times New Roman" w:hAnsi="Times New Roman" w:eastAsia="Times New Roman" w:cs="Times New Roman"/>
@@ -11285,33 +11396,94 @@
         <w:rPr>
           <w:rFonts w:ascii="Times New Roman" w:hAnsi="Times New Roman" w:eastAsia="Times New Roman" w:cs="Times New Roman"/>
         </w:rPr>
-        <w:t>、 NaCrO</w:t>
-      </w:r>
-      <w:r>
-        <w:rPr>
-          <w:rFonts w:ascii="Times New Roman" w:hAnsi="Times New Roman" w:eastAsia="Times New Roman" w:cs="Times New Roman"/>
-          <w:vertAlign w:val="subscript"/>
-        </w:rPr>
-        <w:t>2</w:t>
-      </w:r>
-      <w:r>
-        <w:rPr>
-          <w:rFonts w:ascii="Times New Roman" w:hAnsi="Times New Roman" w:eastAsia="Times New Roman" w:cs="Times New Roman"/>
-        </w:rPr>
-        <w:t xml:space="preserve"> 、 CO</w:t>
-      </w:r>
-      <w:r>
-        <w:rPr>
-          <w:rFonts w:ascii="Times New Roman" w:hAnsi="Times New Roman" w:eastAsia="Times New Roman" w:cs="Times New Roman"/>
-          <w:vertAlign w:val="subscript"/>
-        </w:rPr>
-        <w:t>2</w:t>
-      </w:r>
-      <w:r>
-        <w:rPr>
-          <w:rFonts w:ascii="Times New Roman" w:hAnsi="Times New Roman" w:eastAsia="Times New Roman" w:cs="Times New Roman"/>
-        </w:rPr>
-        <w:t xml:space="preserve"> 、</w:t>
+        <w:t xml:space="preserve">、</w:t>
+      </w:r>
+      <w:r>
+        <w:rPr>
+          <w:rFonts w:ascii="Times New Roman" w:hAnsi="Times New Roman" w:eastAsia="Times New Roman" w:cs="Times New Roman"/>
+        </w:rPr>
+        <w:t xml:space="preserve"> </w:t>
+      </w:r>
+      <m:oMath>
+        <m:oMathPr>
+          <m:ctrlPr>
+            <w:rPr>
+              <w:sz w:val="28"/>
+              <w:szCs w:val="28"/>
+            </w:rPr>
+          </m:ctrlPr>
+        </m:oMathPr>
+        <m:r>
+          <m:t>N</m:t>
+        </m:r>
+        <m:r>
+          <m:t>a</m:t>
+        </m:r>
+        <m:r>
+          <m:t>C</m:t>
+        </m:r>
+        <m:r>
+          <m:t>r</m:t>
+        </m:r>
+        <m:sSub>
+          <m:e>
+            <m:r>
+              <m:t>O</m:t>
+            </m:r>
+          </m:e>
+          <m:sub>
+            <m:r>
+              <m:t>2</m:t>
+            </m:r>
+          </m:sub>
+        </m:sSub>
+      </m:oMath>
+      <w:r>
+        <w:rPr>
+          <w:rFonts w:ascii="Times New Roman" w:hAnsi="Times New Roman" w:eastAsia="Times New Roman" w:cs="Times New Roman"/>
+        </w:rPr>
+        <w:t xml:space="preserve"> </w:t>
+      </w:r>
+      <w:r>
+        <w:rPr>
+          <w:rFonts w:ascii="Times New Roman" w:hAnsi="Times New Roman" w:eastAsia="Times New Roman" w:cs="Times New Roman"/>
+        </w:rPr>
+        <w:t xml:space="preserve">、</w:t>
+      </w:r>
+      <w:r>
+        <w:rPr>
+          <w:rFonts w:ascii="Times New Roman" w:hAnsi="Times New Roman" w:eastAsia="Times New Roman" w:cs="Times New Roman"/>
+        </w:rPr>
+        <w:t xml:space="preserve"> </w:t>
+      </w:r>
+      <m:oMath>
+        <m:r>
+          <m:t>C</m:t>
+        </m:r>
+        <m:sSub>
+          <m:e>
+            <m:r>
+              <m:t>O</m:t>
+            </m:r>
+          </m:e>
+          <m:sub>
+            <m:r>
+              <m:t>2</m:t>
+            </m:r>
+          </m:sub>
+        </m:sSub>
+      </m:oMath>
+      <w:r>
+        <w:rPr>
+          <w:rFonts w:ascii="Times New Roman" w:hAnsi="Times New Roman" w:eastAsia="Times New Roman" w:cs="Times New Roman"/>
+        </w:rPr>
+        <w:t xml:space="preserve"> </w:t>
+      </w:r>
+      <w:r>
+        <w:rPr>
+          <w:rFonts w:ascii="Times New Roman" w:hAnsi="Times New Roman" w:eastAsia="Times New Roman" w:cs="Times New Roman"/>
+        </w:rPr>
+        <w:t xml:space="preserve">、</w:t>
       </w:r>
       <w:r>
         <w:rPr>
@@ -11752,22 +11924,33 @@
         <w:rPr>
           <w:rFonts w:ascii="Times New Roman" w:hAnsi="Times New Roman" w:eastAsia="Times New Roman" w:cs="Times New Roman"/>
         </w:rPr>
-        <w:t xml:space="preserve"> NH</w:t>
-      </w:r>
-      <w:r>
-        <w:rPr>
-          <w:rFonts w:ascii="Times New Roman" w:hAnsi="Times New Roman" w:eastAsia="Times New Roman" w:cs="Times New Roman"/>
-          <w:vertAlign w:val="subscript"/>
-        </w:rPr>
-        <w:t>4</w:t>
-      </w:r>
-      <w:r>
-        <w:rPr>
-          <w:rFonts w:ascii="Times New Roman" w:hAnsi="Times New Roman" w:eastAsia="Times New Roman" w:cs="Times New Roman"/>
-          <w:vertAlign w:val="superscript"/>
-        </w:rPr>
-        <w:t>+</w:t>
-      </w:r>
+        <w:t xml:space="preserve"> </w:t>
+      </w:r>
+      <m:oMath>
+        <m:r>
+          <m:t>N</m:t>
+        </m:r>
+        <m:sSubSup>
+          <m:e>
+            <m:r>
+              <m:t>H</m:t>
+            </m:r>
+          </m:e>
+          <m:sub>
+            <m:r>
+              <m:t>4</m:t>
+            </m:r>
+          </m:sub>
+          <m:sup>
+            <m:r>
+              <m:rPr>
+                <m:sty m:val="p"/>
+              </m:rPr>
+              <m:t>+</m:t>
+            </m:r>
+          </m:sup>
+        </m:sSubSup>
+      </m:oMath>
       <w:r>
         <w:rPr>
           <w:rFonts w:ascii="Times New Roman" w:hAnsi="Times New Roman" w:eastAsia="Times New Roman" w:cs="Times New Roman"/>
@@ -15312,15 +15495,22 @@
         <w:rPr>
           <w:rFonts w:ascii="Times New Roman" w:hAnsi="Times New Roman" w:eastAsia="Times New Roman" w:cs="Times New Roman"/>
         </w:rPr>
-        <w:t xml:space="preserve"> N</w:t>
-      </w:r>
-      <w:r>
-        <w:rPr>
-          <w:rFonts w:ascii="Times New Roman" w:hAnsi="Times New Roman" w:eastAsia="Times New Roman" w:cs="Times New Roman"/>
-          <w:vertAlign w:val="subscript"/>
-        </w:rPr>
-        <w:t>8</w:t>
-      </w:r>
+        <w:t xml:space="preserve"> </w:t>
+      </w:r>
+      <m:oMath>
+        <m:sSub>
+          <m:e>
+            <m:r>
+              <m:t>N</m:t>
+            </m:r>
+          </m:e>
+          <m:sub>
+            <m:r>
+              <m:t>8</m:t>
+            </m:r>
+          </m:sub>
+        </m:sSub>
+      </m:oMath>
       <w:r>
         <w:rPr>
           <w:rFonts w:ascii="Times New Roman" w:hAnsi="Times New Roman" w:eastAsia="Times New Roman" w:cs="Times New Roman"/>
@@ -15355,15 +15545,22 @@
         <w:rPr>
           <w:rFonts w:ascii="Times New Roman" w:hAnsi="Times New Roman" w:eastAsia="Times New Roman" w:cs="Times New Roman"/>
         </w:rPr>
-        <w:t xml:space="preserve"> N</w:t>
-      </w:r>
-      <w:r>
-        <w:rPr>
-          <w:rFonts w:ascii="Times New Roman" w:hAnsi="Times New Roman" w:eastAsia="Times New Roman" w:cs="Times New Roman"/>
-          <w:vertAlign w:val="subscript"/>
-        </w:rPr>
-        <w:t>8</w:t>
-      </w:r>
+        <w:t xml:space="preserve"> </w:t>
+      </w:r>
+      <m:oMath>
+        <m:sSub>
+          <m:e>
+            <m:r>
+              <m:t>N</m:t>
+            </m:r>
+          </m:e>
+          <m:sub>
+            <m:r>
+              <m:t>8</m:t>
+            </m:r>
+          </m:sub>
+        </m:sSub>
+      </m:oMath>
       <w:r>
         <w:rPr>
           <w:rFonts w:ascii="Times New Roman" w:hAnsi="Times New Roman" w:eastAsia="Times New Roman" w:cs="Times New Roman"/>
@@ -19221,7 +19418,7 @@
     <ns0:name ns0:val="Verbatim Char"/>
     <ns0:basedOn ns0:val="BodyTextChar"/>
     <ns0:rPr>
-      <ns0:rFonts ns0:ascii="Times New Roman" ns0:cs="Times New Roman" ns0:eastAsia="FangSong" ns0:hAnsi="Times New Roman"/>
+      <ns0:rFonts ns0:ascii="SimSun" ns0:cs="SimSun" ns0:eastAsia="SimSun" ns0:hAnsi="SimSun"/>
       <ns0:b ns0:val="0"/>
       <ns0:sz ns0:val="20"/>
     </ns0:rPr>
@@ -19275,7 +19472,7 @@
       <w:wordWrap w:val="off"/>
     </w:pPr>
     <ns0:rPr>
-      <w:rFonts ns0:ascii="Times New Roman" ns0:hAnsi="Times New Roman" ns0:eastAsia="FangSong" ns0:cs="Times New Roman"/>
+      <w:rFonts ns0:ascii="SimSun" ns0:hAnsi="SimSun" ns0:eastAsia="SimSun" ns0:cs="SimSun"/>
     </ns0:rPr>
   </w:style>
   <w:style w:type="character" w:customStyle="1" w:styleId="KeywordTok">

--- a/00-首页/题组Word/专项卷/一分册/专项卷XI-学生版.docx
+++ b/00-首页/题组Word/专项卷/一分册/专项卷XI-学生版.docx
@@ -607,6 +607,46 @@
         </w:rPr>
         <w:t xml:space="preserve"> 1000 mL。</w:t>
       </w:r>
+    </w:p>
+    <w:p>
+      <w:pPr>
+        <w:spacing w:before="0" w:after="0"/>
+      </w:pPr>
+    </w:p>
+    <w:p>
+      <w:pPr>
+        <w:spacing w:before="0" w:after="0"/>
+      </w:pPr>
+    </w:p>
+    <w:p>
+      <w:pPr>
+        <w:spacing w:before="0" w:after="0"/>
+      </w:pPr>
+    </w:p>
+    <w:p>
+      <w:pPr>
+        <w:spacing w:before="0" w:after="0"/>
+      </w:pPr>
+    </w:p>
+    <w:p>
+      <w:pPr>
+        <w:spacing w:before="0" w:after="0"/>
+      </w:pPr>
+    </w:p>
+    <w:p>
+      <w:pPr>
+        <w:spacing w:before="0" w:after="0"/>
+      </w:pPr>
+    </w:p>
+    <w:p>
+      <w:pPr>
+        <w:spacing w:before="0" w:after="0"/>
+      </w:pPr>
+    </w:p>
+    <w:p>
+      <w:pPr>
+        <w:spacing w:before="0" w:after="0"/>
+      </w:pPr>
     </w:p>
     <w:bookmarkEnd w:id="10"/>
     <w:bookmarkStart w:id="11" w:name="第-2-题"/>
@@ -1159,6 +1199,46 @@
               <w:t xml:space="preserve">不溶于碱溶液</w:t>
             </w:r>
           </w:p>
+          <w:p>
+            <w:pPr>
+              <w:spacing w:before="0" w:after="0"/>
+            </w:pPr>
+          </w:p>
+          <w:p>
+            <w:pPr>
+              <w:spacing w:before="0" w:after="0"/>
+            </w:pPr>
+          </w:p>
+          <w:p>
+            <w:pPr>
+              <w:spacing w:before="0" w:after="0"/>
+            </w:pPr>
+          </w:p>
+          <w:p>
+            <w:pPr>
+              <w:spacing w:before="0" w:after="0"/>
+            </w:pPr>
+          </w:p>
+          <w:p>
+            <w:pPr>
+              <w:spacing w:before="0" w:after="0"/>
+            </w:pPr>
+          </w:p>
+          <w:p>
+            <w:pPr>
+              <w:spacing w:before="0" w:after="0"/>
+            </w:pPr>
+          </w:p>
+          <w:p>
+            <w:pPr>
+              <w:spacing w:before="0" w:after="0"/>
+            </w:pPr>
+          </w:p>
+          <w:p>
+            <w:pPr>
+              <w:spacing w:before="0" w:after="0"/>
+            </w:pPr>
+          </w:p>
         </w:tc>
       </w:tr>
     </w:tbl>
@@ -2011,162 +2091,13 @@
     </w:p>
     <w:p>
       <w:pPr>
-        <w:pStyle w:val="BlockText"/>
-      </w:pPr>
-      <w:r>
-        <w:rPr>
-          <w:rFonts w:hint="eastAsia" w:ascii="Times New Roman" w:hAnsi="Times New Roman" w:eastAsia="FangSong" w:cs="Times New Roman"/>
-          <w:b/>
-          <w:bCs/>
-        </w:rPr>
-        <w:t xml:space="preserve">校勘注</w:t>
-      </w:r>
-      <w:r>
-        <w:rPr>
-          <w:rFonts w:hint="eastAsia" w:ascii="Times New Roman" w:hAnsi="Times New Roman" w:eastAsia="Times New Roman" w:cs="Times New Roman"/>
-        </w:rPr>
-        <w:t>：</w:t>
-      </w:r>
-      <w:r>
-        <w:rPr>
-          <w:rFonts w:hint="eastAsia" w:ascii="Times New Roman" w:hAnsi="Times New Roman" w:eastAsia="FangSong" w:cs="Times New Roman"/>
-        </w:rPr>
-        <w:t>题面</w:t>
-      </w:r>
-      <w:r>
-        <w:rPr>
-          <w:rFonts w:ascii="Times New Roman" w:hAnsi="Times New Roman" w:eastAsia="Times New Roman" w:cs="Times New Roman"/>
-        </w:rPr>
-        <w:t xml:space="preserve"> B/C/D </w:t>
-      </w:r>
-      <w:r>
-        <w:rPr>
-          <w:rFonts w:hint="eastAsia" w:ascii="Times New Roman" w:hAnsi="Times New Roman" w:eastAsia="FangSong" w:cs="Times New Roman"/>
-        </w:rPr>
-        <w:t xml:space="preserve">三个选项在原书</w:t>
-      </w:r>
-      <w:r>
-        <w:rPr>
-          <w:rFonts w:ascii="Times New Roman" w:hAnsi="Times New Roman" w:eastAsia="Times New Roman" w:cs="Times New Roman"/>
-        </w:rPr>
-        <w:t xml:space="preserve"> OCR </w:t>
-      </w:r>
-      <w:r>
-        <w:rPr>
-          <w:rFonts w:hint="eastAsia" w:ascii="Times New Roman" w:hAnsi="Times New Roman" w:eastAsia="FangSong" w:cs="Times New Roman"/>
-        </w:rPr>
-        <w:t>中断裂错排</w:t>
-      </w:r>
-      <w:r>
-        <w:rPr>
-          <w:rFonts w:hint="eastAsia" w:ascii="Times New Roman" w:hAnsi="Times New Roman" w:eastAsia="Times New Roman" w:cs="Times New Roman"/>
-        </w:rPr>
-        <w:t>（</w:t>
-      </w:r>
-      <w:r>
-        <w:rPr>
-          <w:rFonts w:ascii="Times New Roman" w:hAnsi="Times New Roman" w:eastAsia="Times New Roman" w:cs="Times New Roman"/>
-        </w:rPr>
-        <w:t xml:space="preserve">“0.04 </w:t>
-      </w:r>
-      <w:r>
-        <w:rPr>
-          <w:rFonts w:hint="eastAsia" w:ascii="Times New Roman" w:hAnsi="Times New Roman" w:eastAsia="Times New Roman" w:cs="Times New Roman"/>
-        </w:rPr>
-        <w:t>mol/</w:t>
-      </w:r>
-      <w:r>
-        <w:rPr>
-          <w:rFonts w:hint="eastAsia" w:ascii="Times New Roman" w:hAnsi="Times New Roman" w:eastAsia="FangSong" w:cs="Times New Roman"/>
-        </w:rPr>
-        <w:t>溶液</w:t>
-      </w:r>
-      <w:r>
-        <w:rPr>
-          <w:rFonts w:ascii="Times New Roman" w:hAnsi="Times New Roman" w:eastAsia="Times New Roman" w:cs="Times New Roman"/>
-        </w:rPr>
-        <w:t xml:space="preserve"> Q </w:t>
-      </w:r>
-      <w:r>
-        <w:rPr>
-          <w:rFonts w:hint="eastAsia" w:ascii="Times New Roman" w:hAnsi="Times New Roman" w:eastAsia="FangSong" w:cs="Times New Roman"/>
-        </w:rPr>
-        <w:t xml:space="preserve">比原溶液增重了</w:t>
-      </w:r>
-      <w:r>
-        <w:rPr>
-          <w:rFonts w:ascii="Times New Roman" w:hAnsi="Times New Roman" w:eastAsia="Times New Roman" w:cs="Times New Roman"/>
-        </w:rPr>
-        <w:t xml:space="preserve"> 1.28 g/3c(Fe</w:t>
-      </w:r>
-      <w:r>
-        <w:rPr>
-          <w:rFonts w:ascii="Times New Roman" w:hAnsi="Times New Roman" w:eastAsia="Times New Roman" w:cs="Times New Roman"/>
-          <w:vertAlign w:val="superscript"/>
-        </w:rPr>
-        <w:t>3+</w:t>
-      </w:r>
-      <w:r>
-        <w:rPr>
-          <w:rFonts w:ascii="Times New Roman" w:hAnsi="Times New Roman" w:eastAsia="Times New Roman" w:cs="Times New Roman"/>
-        </w:rPr>
-        <w:t>)+2c(Cu</w:t>
-      </w:r>
-      <w:r>
-        <w:rPr>
-          <w:rFonts w:ascii="Times New Roman" w:hAnsi="Times New Roman" w:eastAsia="Times New Roman" w:cs="Times New Roman"/>
-          <w:vertAlign w:val="superscript"/>
-        </w:rPr>
-        <w:t>2+</w:t>
-      </w:r>
-      <w:r>
-        <w:rPr>
-          <w:rFonts w:ascii="Times New Roman" w:hAnsi="Times New Roman" w:eastAsia="Times New Roman" w:cs="Times New Roman"/>
-        </w:rPr>
-        <w:t>)…”</w:t>
-      </w:r>
-      <w:r>
-        <w:rPr>
-          <w:rFonts w:hint="eastAsia" w:ascii="Times New Roman" w:hAnsi="Times New Roman" w:eastAsia="FangSong" w:cs="Times New Roman"/>
-        </w:rPr>
-        <w:t>相互嵌入</w:t>
-      </w:r>
-      <w:r>
-        <w:rPr>
-          <w:rFonts w:hint="eastAsia" w:ascii="Times New Roman" w:hAnsi="Times New Roman" w:eastAsia="Times New Roman" w:cs="Times New Roman"/>
-        </w:rPr>
-        <w:t>），</w:t>
-      </w:r>
-      <w:r>
-        <w:rPr>
-          <w:rFonts w:hint="eastAsia" w:ascii="Times New Roman" w:hAnsi="Times New Roman" w:eastAsia="FangSong" w:cs="Times New Roman"/>
-        </w:rPr>
-        <w:t>已按上下文与经典原题版式复原</w:t>
-      </w:r>
-      <w:r>
-        <w:rPr>
-          <w:rFonts w:hint="eastAsia" w:ascii="Times New Roman" w:hAnsi="Times New Roman" w:eastAsia="Times New Roman" w:cs="Times New Roman"/>
-        </w:rPr>
-        <w:t>；D</w:t>
-      </w:r>
-      <w:r>
-        <w:rPr>
-          <w:rFonts w:ascii="Times New Roman" w:hAnsi="Times New Roman" w:eastAsia="Times New Roman" w:cs="Times New Roman"/>
-        </w:rPr>
-        <w:t xml:space="preserve"> </w:t>
-      </w:r>
-      <w:r>
-        <w:rPr>
-          <w:rFonts w:hint="eastAsia" w:ascii="Times New Roman" w:hAnsi="Times New Roman" w:eastAsia="FangSong" w:cs="Times New Roman"/>
-        </w:rPr>
-        <w:t>项电荷守恒式细节照录存疑</w:t>
-      </w:r>
-      <w:r>
-        <w:rPr>
-          <w:rFonts w:hint="eastAsia" w:ascii="Times New Roman" w:hAnsi="Times New Roman" w:eastAsia="Times New Roman" w:cs="Times New Roman"/>
-        </w:rPr>
-        <w:t>。</w:t>
-      </w:r>
+        <w:spacing w:before="0" w:after="0"/>
+      </w:pPr>
+    </w:p>
+    <w:p>
+      <w:pPr>
+        <w:spacing w:before="0" w:after="0"/>
+      </w:pPr>
     </w:p>
     <w:bookmarkEnd w:id="12"/>
     <w:bookmarkStart w:id="16" w:name="第-4-题"/>
@@ -2550,7 +2481,7 @@
         </w:rPr>
         <w:drawing>
           <wp:inline>
-            <wp:extent cx="2336800" cy="4419600"/>
+            <wp:extent cx="2336800" cy="4368800"/>
             <wp:effectExtent b="0" l="0" r="0" t="0"/>
             <wp:docPr descr="" title="" id="14" name="Picture"/>
             <a:graphic>
@@ -2571,7 +2502,7 @@
                   <pic:spPr bwMode="auto">
                     <a:xfrm>
                       <a:off x="0" y="0"/>
-                      <a:ext cx="2336800" cy="4419600"/>
+                      <a:ext cx="2336800" cy="4368800"/>
                     </a:xfrm>
                     <a:prstGeom prst="rect">
                       <a:avLst/>
@@ -2788,6 +2719,46 @@
         <w:t>？</w:t>
       </w:r>
     </w:p>
+    <w:p>
+      <w:pPr>
+        <w:spacing w:before="0" w:after="0"/>
+      </w:pPr>
+    </w:p>
+    <w:p>
+      <w:pPr>
+        <w:spacing w:before="0" w:after="0"/>
+      </w:pPr>
+    </w:p>
+    <w:p>
+      <w:pPr>
+        <w:spacing w:before="0" w:after="0"/>
+      </w:pPr>
+    </w:p>
+    <w:p>
+      <w:pPr>
+        <w:spacing w:before="0" w:after="0"/>
+      </w:pPr>
+    </w:p>
+    <w:p>
+      <w:pPr>
+        <w:spacing w:before="0" w:after="0"/>
+      </w:pPr>
+    </w:p>
+    <w:p>
+      <w:pPr>
+        <w:spacing w:before="0" w:after="0"/>
+      </w:pPr>
+    </w:p>
+    <w:p>
+      <w:pPr>
+        <w:spacing w:before="0" w:after="0"/>
+      </w:pPr>
+    </w:p>
+    <w:p>
+      <w:pPr>
+        <w:spacing w:before="0" w:after="0"/>
+      </w:pPr>
+    </w:p>
     <w:bookmarkEnd w:id="16"/>
     <w:bookmarkStart w:id="17" w:name="第-5-题"/>
     <w:p>
@@ -3234,13 +3205,64 @@
     <w:p>
       <w:pPr>
         <w:pStyle w:val="FirstParagraph"/>
-      </w:pPr>
-      <w:r>
-        <w:rPr>
-          <w:rFonts w:ascii="Times New Roman" w:hAnsi="Times New Roman" w:eastAsia="Times New Roman" w:cs="Times New Roman"/>
-        </w:rPr>
-        <w:t xml:space="preserve">A. ①③　B. ①②③　C. ③④　D. ②③④</w:t>
-      </w:r>
+        <w:ind w:left="480" w:hanging="480"/>
+        <w:spacing w:after="0"/>
+      </w:pPr>
+      <w:r>
+        <w:rPr>
+          <w:rFonts w:ascii="Times New Roman" w:hAnsi="Times New Roman" w:eastAsia="Times New Roman" w:cs="Times New Roman"/>
+        </w:rPr>
+        <w:t xml:space="preserve">A. ①③　</w:t>
+      </w:r>
+    </w:p>
+    <w:p>
+      <w:pPr>
+        <w:pStyle w:val="FirstParagraph"/>
+        <w:ind w:left="480" w:hanging="480"/>
+        <w:spacing w:before="0" w:after="0"/>
+      </w:pPr>
+      <w:r>
+        <w:rPr>
+          <w:rFonts w:ascii="Times New Roman" w:hAnsi="Times New Roman" w:eastAsia="Times New Roman" w:cs="Times New Roman"/>
+        </w:rPr>
+        <w:t xml:space="preserve">B. ①②③　</w:t>
+      </w:r>
+    </w:p>
+    <w:p>
+      <w:pPr>
+        <w:pStyle w:val="FirstParagraph"/>
+        <w:ind w:left="480" w:hanging="480"/>
+        <w:spacing w:before="0" w:after="0"/>
+      </w:pPr>
+      <w:r>
+        <w:rPr>
+          <w:rFonts w:ascii="Times New Roman" w:hAnsi="Times New Roman" w:eastAsia="Times New Roman" w:cs="Times New Roman"/>
+        </w:rPr>
+        <w:t xml:space="preserve">C. ③④　</w:t>
+      </w:r>
+    </w:p>
+    <w:p>
+      <w:pPr>
+        <w:pStyle w:val="FirstParagraph"/>
+        <w:ind w:left="480" w:hanging="480"/>
+        <w:spacing w:before="0" w:after="180"/>
+      </w:pPr>
+      <w:r>
+        <w:rPr>
+          <w:rFonts w:ascii="Times New Roman" w:hAnsi="Times New Roman" w:eastAsia="Times New Roman" w:cs="Times New Roman"/>
+        </w:rPr>
+        <w:t xml:space="preserve">D. ②③④</w:t>
+      </w:r>
+    </w:p>
+    <w:p>
+      <w:pPr>
+        <w:spacing w:before="0" w:after="0"/>
+      </w:pPr>
+    </w:p>
+    <w:p>
+      <w:pPr>
+        <w:spacing w:before="0" w:after="0"/>
+      </w:pPr>
     </w:p>
     <w:bookmarkEnd w:id="17"/>
     <w:bookmarkStart w:id="18" w:name="第-6-题"/>
@@ -3808,6 +3830,46 @@
         </w:rPr>
         <w:t>。</w:t>
       </w:r>
+    </w:p>
+    <w:p>
+      <w:pPr>
+        <w:spacing w:before="0" w:after="0"/>
+      </w:pPr>
+    </w:p>
+    <w:p>
+      <w:pPr>
+        <w:spacing w:before="0" w:after="0"/>
+      </w:pPr>
+    </w:p>
+    <w:p>
+      <w:pPr>
+        <w:spacing w:before="0" w:after="0"/>
+      </w:pPr>
+    </w:p>
+    <w:p>
+      <w:pPr>
+        <w:spacing w:before="0" w:after="0"/>
+      </w:pPr>
+    </w:p>
+    <w:p>
+      <w:pPr>
+        <w:spacing w:before="0" w:after="0"/>
+      </w:pPr>
+    </w:p>
+    <w:p>
+      <w:pPr>
+        <w:spacing w:before="0" w:after="0"/>
+      </w:pPr>
+    </w:p>
+    <w:p>
+      <w:pPr>
+        <w:spacing w:before="0" w:after="0"/>
+      </w:pPr>
+    </w:p>
+    <w:p>
+      <w:pPr>
+        <w:spacing w:before="0" w:after="0"/>
+      </w:pPr>
     </w:p>
     <w:bookmarkEnd w:id="18"/>
     <w:bookmarkStart w:id="19" w:name="第-7-题"/>
@@ -4906,6 +4968,46 @@
         </w:rPr>
         <w:t>）</w:t>
       </w:r>
+    </w:p>
+    <w:p>
+      <w:pPr>
+        <w:spacing w:before="0" w:after="0"/>
+      </w:pPr>
+    </w:p>
+    <w:p>
+      <w:pPr>
+        <w:spacing w:before="0" w:after="0"/>
+      </w:pPr>
+    </w:p>
+    <w:p>
+      <w:pPr>
+        <w:spacing w:before="0" w:after="0"/>
+      </w:pPr>
+    </w:p>
+    <w:p>
+      <w:pPr>
+        <w:spacing w:before="0" w:after="0"/>
+      </w:pPr>
+    </w:p>
+    <w:p>
+      <w:pPr>
+        <w:spacing w:before="0" w:after="0"/>
+      </w:pPr>
+    </w:p>
+    <w:p>
+      <w:pPr>
+        <w:spacing w:before="0" w:after="0"/>
+      </w:pPr>
+    </w:p>
+    <w:p>
+      <w:pPr>
+        <w:spacing w:before="0" w:after="0"/>
+      </w:pPr>
+    </w:p>
+    <w:p>
+      <w:pPr>
+        <w:spacing w:before="0" w:after="0"/>
+      </w:pPr>
     </w:p>
     <w:bookmarkEnd w:id="20"/>
     <w:bookmarkStart w:id="27" w:name="第-8-题"/>
@@ -5742,7 +5844,7 @@
         </w:rPr>
         <w:drawing>
           <wp:inline>
-            <wp:extent cx="2463800" cy="2171700"/>
+            <wp:extent cx="2463800" cy="2139616"/>
             <wp:effectExtent b="0" l="0" r="0" t="0"/>
             <wp:docPr descr="" title="" id="22" name="Picture"/>
             <a:graphic>
@@ -5763,7 +5865,7 @@
                   <pic:spPr bwMode="auto">
                     <a:xfrm>
                       <a:off x="0" y="0"/>
-                      <a:ext cx="2463800" cy="2171700"/>
+                      <a:ext cx="2463800" cy="2139616"/>
                     </a:xfrm>
                     <a:prstGeom prst="rect">
                       <a:avLst/>
@@ -5811,7 +5913,7 @@
         </w:rPr>
         <w:drawing>
           <wp:inline>
-            <wp:extent cx="3600000" cy="1777914"/>
+            <wp:extent cx="3600000" cy="1755280"/>
             <wp:effectExtent b="0" l="0" r="0" t="0"/>
             <wp:docPr descr="" title="" id="25" name="Picture"/>
             <a:graphic>
@@ -5832,7 +5934,7 @@
                   <pic:spPr bwMode="auto">
                     <a:xfrm>
                       <a:off x="0" y="0"/>
-                      <a:ext cx="3600000" cy="1777914"/>
+                      <a:ext cx="3600000" cy="1755280"/>
                     </a:xfrm>
                     <a:prstGeom prst="rect">
                       <a:avLst/>
@@ -6246,6 +6348,16 @@
           <m:t>r</m:t>
         </m:r>
       </m:oMath>
+    </w:p>
+    <w:p>
+      <w:pPr>
+        <w:spacing w:before="0" w:after="0"/>
+      </w:pPr>
+    </w:p>
+    <w:p>
+      <w:pPr>
+        <w:spacing w:before="0" w:after="0"/>
+      </w:pPr>
     </w:p>
     <w:bookmarkEnd w:id="27"/>
     <w:bookmarkStart w:id="28" w:name="第-9-题"/>
@@ -6667,6 +6779,8 @@
       <w:pPr>
         <w:pStyle w:val="BodyText"/>
         <w:spacing w:before="120"/>
+        <w:ind w:left="480" w:hanging="480"/>
+        <w:spacing w:after="0"/>
       </w:pPr>
       <w:r>
         <w:rPr>
@@ -6748,7 +6862,21 @@
         <w:rPr>
           <w:rFonts w:ascii="Times New Roman" w:hAnsi="Times New Roman" w:eastAsia="Times New Roman" w:cs="Times New Roman"/>
         </w:rPr>
-        <w:t xml:space="preserve">　　B. </w:t>
+        <w:t xml:space="preserve">　　</w:t>
+      </w:r>
+    </w:p>
+    <w:p>
+      <w:pPr>
+        <w:pStyle w:val="BodyText"/>
+        <w:spacing w:before="120"/>
+        <w:ind w:left="480" w:hanging="480"/>
+        <w:spacing w:before="0" w:after="0"/>
+      </w:pPr>
+      <w:r>
+        <w:rPr>
+          <w:rFonts w:ascii="Times New Roman" w:hAnsi="Times New Roman" w:eastAsia="Times New Roman" w:cs="Times New Roman"/>
+        </w:rPr>
+        <w:t xml:space="preserve">B. </w:t>
       </w:r>
       <w:r>
         <w:rPr>
@@ -6786,7 +6914,21 @@
         <w:rPr>
           <w:rFonts w:ascii="Times New Roman" w:hAnsi="Times New Roman" w:eastAsia="Times New Roman" w:cs="Times New Roman"/>
         </w:rPr>
-        <w:t xml:space="preserve">　　C. M </w:t>
+        <w:t xml:space="preserve">　　</w:t>
+      </w:r>
+    </w:p>
+    <w:p>
+      <w:pPr>
+        <w:pStyle w:val="BodyText"/>
+        <w:spacing w:before="120"/>
+        <w:ind w:left="480" w:hanging="480"/>
+        <w:spacing w:before="0" w:after="0"/>
+      </w:pPr>
+      <w:r>
+        <w:rPr>
+          <w:rFonts w:ascii="Times New Roman" w:hAnsi="Times New Roman" w:eastAsia="Times New Roman" w:cs="Times New Roman"/>
+        </w:rPr>
+        <w:t xml:space="preserve">C. M </w:t>
       </w:r>
       <w:r>
         <w:rPr>
@@ -6810,7 +6952,21 @@
         <w:rPr>
           <w:rFonts w:ascii="Times New Roman" w:hAnsi="Times New Roman" w:eastAsia="Times New Roman" w:cs="Times New Roman"/>
         </w:rPr>
-        <w:t xml:space="preserve">　　D.</w:t>
+        <w:t xml:space="preserve">　　</w:t>
+      </w:r>
+    </w:p>
+    <w:p>
+      <w:pPr>
+        <w:pStyle w:val="BodyText"/>
+        <w:spacing w:before="120"/>
+        <w:ind w:left="480" w:hanging="480"/>
+        <w:spacing w:before="0" w:after="180"/>
+      </w:pPr>
+      <w:r>
+        <w:rPr>
+          <w:rFonts w:ascii="Times New Roman" w:hAnsi="Times New Roman" w:eastAsia="Times New Roman" w:cs="Times New Roman"/>
+        </w:rPr>
+        <w:t xml:space="preserve">D.</w:t>
       </w:r>
       <w:r>
         <w:rPr>
@@ -6895,6 +7051,16 @@
         <w:t xml:space="preserve">的核外电子数相等</w:t>
       </w:r>
     </w:p>
+    <w:p>
+      <w:pPr>
+        <w:spacing w:before="0" w:after="0"/>
+      </w:pPr>
+    </w:p>
+    <w:p>
+      <w:pPr>
+        <w:spacing w:before="0" w:after="0"/>
+      </w:pPr>
+    </w:p>
     <w:bookmarkEnd w:id="28"/>
     <w:bookmarkStart w:id="29" w:name="第-10-题"/>
     <w:p>
@@ -7056,6 +7222,21 @@
         </w:rPr>
         <w:t>。</w:t>
       </w:r>
+    </w:p>
+    <w:p>
+      <w:pPr>
+        <w:spacing w:before="0" w:after="0"/>
+      </w:pPr>
+    </w:p>
+    <w:p>
+      <w:pPr>
+        <w:spacing w:before="0" w:after="0"/>
+      </w:pPr>
+    </w:p>
+    <w:p>
+      <w:pPr>
+        <w:spacing w:before="0" w:after="0"/>
+      </w:pPr>
     </w:p>
     <w:bookmarkEnd w:id="29"/>
     <w:bookmarkStart w:id="30" w:name="第-11-题"/>
@@ -7423,6 +7604,31 @@
         </w:rPr>
         <w:t>____。</w:t>
       </w:r>
+    </w:p>
+    <w:p>
+      <w:pPr>
+        <w:spacing w:before="0" w:after="0"/>
+      </w:pPr>
+    </w:p>
+    <w:p>
+      <w:pPr>
+        <w:spacing w:before="0" w:after="0"/>
+      </w:pPr>
+    </w:p>
+    <w:p>
+      <w:pPr>
+        <w:spacing w:before="0" w:after="0"/>
+      </w:pPr>
+    </w:p>
+    <w:p>
+      <w:pPr>
+        <w:spacing w:before="0" w:after="0"/>
+      </w:pPr>
+    </w:p>
+    <w:p>
+      <w:pPr>
+        <w:spacing w:before="0" w:after="0"/>
+      </w:pPr>
     </w:p>
     <w:bookmarkEnd w:id="30"/>
     <w:bookmarkStart w:id="31" w:name="第-12-题"/>
@@ -8192,6 +8398,16 @@
         <w:t>难溶于水</w:t>
       </w:r>
     </w:p>
+    <w:p>
+      <w:pPr>
+        <w:spacing w:before="0" w:after="0"/>
+      </w:pPr>
+    </w:p>
+    <w:p>
+      <w:pPr>
+        <w:spacing w:before="0" w:after="0"/>
+      </w:pPr>
+    </w:p>
     <w:bookmarkEnd w:id="31"/>
     <w:bookmarkStart w:id="35" w:name="第-13-题"/>
     <w:p>
@@ -8822,7 +9038,7 @@
         </w:rPr>
         <w:drawing>
           <wp:inline>
-            <wp:extent cx="3240000" cy="2624688"/>
+            <wp:extent cx="3240000" cy="2617297"/>
             <wp:effectExtent b="0" l="0" r="0" t="0"/>
             <wp:docPr descr="" title="" id="33" name="Picture"/>
             <a:graphic>
@@ -8843,7 +9059,7 @@
                   <pic:spPr bwMode="auto">
                     <a:xfrm>
                       <a:off x="0" y="0"/>
-                      <a:ext cx="3240000" cy="2624688"/>
+                      <a:ext cx="3240000" cy="2617297"/>
                     </a:xfrm>
                     <a:prstGeom prst="rect">
                       <a:avLst/>
@@ -9075,6 +9291,46 @@
         <w:t xml:space="preserve"> ____。</w:t>
       </w:r>
     </w:p>
+    <w:p>
+      <w:pPr>
+        <w:spacing w:before="0" w:after="0"/>
+      </w:pPr>
+    </w:p>
+    <w:p>
+      <w:pPr>
+        <w:spacing w:before="0" w:after="0"/>
+      </w:pPr>
+    </w:p>
+    <w:p>
+      <w:pPr>
+        <w:spacing w:before="0" w:after="0"/>
+      </w:pPr>
+    </w:p>
+    <w:p>
+      <w:pPr>
+        <w:spacing w:before="0" w:after="0"/>
+      </w:pPr>
+    </w:p>
+    <w:p>
+      <w:pPr>
+        <w:spacing w:before="0" w:after="0"/>
+      </w:pPr>
+    </w:p>
+    <w:p>
+      <w:pPr>
+        <w:spacing w:before="0" w:after="0"/>
+      </w:pPr>
+    </w:p>
+    <w:p>
+      <w:pPr>
+        <w:spacing w:before="0" w:after="0"/>
+      </w:pPr>
+    </w:p>
+    <w:p>
+      <w:pPr>
+        <w:spacing w:before="0" w:after="0"/>
+      </w:pPr>
+    </w:p>
     <w:bookmarkEnd w:id="35"/>
     <w:bookmarkStart w:id="36" w:name="第-14-题"/>
     <w:p>
@@ -9490,6 +9746,46 @@
         </w:rPr>
         <w:t>。</w:t>
       </w:r>
+    </w:p>
+    <w:p>
+      <w:pPr>
+        <w:spacing w:before="0" w:after="0"/>
+      </w:pPr>
+    </w:p>
+    <w:p>
+      <w:pPr>
+        <w:spacing w:before="0" w:after="0"/>
+      </w:pPr>
+    </w:p>
+    <w:p>
+      <w:pPr>
+        <w:spacing w:before="0" w:after="0"/>
+      </w:pPr>
+    </w:p>
+    <w:p>
+      <w:pPr>
+        <w:spacing w:before="0" w:after="0"/>
+      </w:pPr>
+    </w:p>
+    <w:p>
+      <w:pPr>
+        <w:spacing w:before="0" w:after="0"/>
+      </w:pPr>
+    </w:p>
+    <w:p>
+      <w:pPr>
+        <w:spacing w:before="0" w:after="0"/>
+      </w:pPr>
+    </w:p>
+    <w:p>
+      <w:pPr>
+        <w:spacing w:before="0" w:after="0"/>
+      </w:pPr>
+    </w:p>
+    <w:p>
+      <w:pPr>
+        <w:spacing w:before="0" w:after="0"/>
+      </w:pPr>
     </w:p>
     <w:bookmarkEnd w:id="36"/>
     <w:bookmarkStart w:id="37" w:name="第-15-题"/>
@@ -10513,6 +10809,46 @@
         <w:t>____。</w:t>
       </w:r>
     </w:p>
+    <w:p>
+      <w:pPr>
+        <w:spacing w:before="0" w:after="0"/>
+      </w:pPr>
+    </w:p>
+    <w:p>
+      <w:pPr>
+        <w:spacing w:before="0" w:after="0"/>
+      </w:pPr>
+    </w:p>
+    <w:p>
+      <w:pPr>
+        <w:spacing w:before="0" w:after="0"/>
+      </w:pPr>
+    </w:p>
+    <w:p>
+      <w:pPr>
+        <w:spacing w:before="0" w:after="0"/>
+      </w:pPr>
+    </w:p>
+    <w:p>
+      <w:pPr>
+        <w:spacing w:before="0" w:after="0"/>
+      </w:pPr>
+    </w:p>
+    <w:p>
+      <w:pPr>
+        <w:spacing w:before="0" w:after="0"/>
+      </w:pPr>
+    </w:p>
+    <w:p>
+      <w:pPr>
+        <w:spacing w:before="0" w:after="0"/>
+      </w:pPr>
+    </w:p>
+    <w:p>
+      <w:pPr>
+        <w:spacing w:before="0" w:after="0"/>
+      </w:pPr>
+    </w:p>
     <w:bookmarkEnd w:id="37"/>
     <w:bookmarkStart w:id="38" w:name="第-16-题"/>
     <w:p>
@@ -10931,6 +11267,31 @@
         </w:rPr>
         <w:t>）</w:t>
       </w:r>
+    </w:p>
+    <w:p>
+      <w:pPr>
+        <w:spacing w:before="0" w:after="0"/>
+      </w:pPr>
+    </w:p>
+    <w:p>
+      <w:pPr>
+        <w:spacing w:before="0" w:after="0"/>
+      </w:pPr>
+    </w:p>
+    <w:p>
+      <w:pPr>
+        <w:spacing w:before="0" w:after="0"/>
+      </w:pPr>
+    </w:p>
+    <w:p>
+      <w:pPr>
+        <w:spacing w:before="0" w:after="0"/>
+      </w:pPr>
+    </w:p>
+    <w:p>
+      <w:pPr>
+        <w:spacing w:before="0" w:after="0"/>
+      </w:pPr>
     </w:p>
     <w:bookmarkEnd w:id="39"/>
     <w:bookmarkStart w:id="40" w:name="第-17-题"/>
@@ -11586,6 +11947,21 @@
         <w:t>。</w:t>
       </w:r>
     </w:p>
+    <w:p>
+      <w:pPr>
+        <w:spacing w:before="0" w:after="0"/>
+      </w:pPr>
+    </w:p>
+    <w:p>
+      <w:pPr>
+        <w:spacing w:before="0" w:after="0"/>
+      </w:pPr>
+    </w:p>
+    <w:p>
+      <w:pPr>
+        <w:spacing w:before="0" w:after="0"/>
+      </w:pPr>
+    </w:p>
     <w:bookmarkEnd w:id="40"/>
     <w:bookmarkStart w:id="41" w:name="第-18-题"/>
     <w:p>
@@ -11786,6 +12162,21 @@
         </w:rPr>
         <w:t>。</w:t>
       </w:r>
+    </w:p>
+    <w:p>
+      <w:pPr>
+        <w:spacing w:before="0" w:after="0"/>
+      </w:pPr>
+    </w:p>
+    <w:p>
+      <w:pPr>
+        <w:spacing w:before="0" w:after="0"/>
+      </w:pPr>
+    </w:p>
+    <w:p>
+      <w:pPr>
+        <w:spacing w:before="0" w:after="0"/>
+      </w:pPr>
     </w:p>
     <w:bookmarkEnd w:id="41"/>
     <w:bookmarkStart w:id="42" w:name="第-19-题"/>
@@ -12668,6 +13059,31 @@
         <w:t>)。</w:t>
       </w:r>
     </w:p>
+    <w:p>
+      <w:pPr>
+        <w:spacing w:before="0" w:after="0"/>
+      </w:pPr>
+    </w:p>
+    <w:p>
+      <w:pPr>
+        <w:spacing w:before="0" w:after="0"/>
+      </w:pPr>
+    </w:p>
+    <w:p>
+      <w:pPr>
+        <w:spacing w:before="0" w:after="0"/>
+      </w:pPr>
+    </w:p>
+    <w:p>
+      <w:pPr>
+        <w:spacing w:before="0" w:after="0"/>
+      </w:pPr>
+    </w:p>
+    <w:p>
+      <w:pPr>
+        <w:spacing w:before="0" w:after="0"/>
+      </w:pPr>
+    </w:p>
     <w:bookmarkEnd w:id="42"/>
     <w:bookmarkStart w:id="43" w:name="第-20-题"/>
     <w:p>
@@ -13242,6 +13658,46 @@
         </w:rPr>
         <w:t>。</w:t>
       </w:r>
+    </w:p>
+    <w:p>
+      <w:pPr>
+        <w:spacing w:before="0" w:after="0"/>
+      </w:pPr>
+    </w:p>
+    <w:p>
+      <w:pPr>
+        <w:spacing w:before="0" w:after="0"/>
+      </w:pPr>
+    </w:p>
+    <w:p>
+      <w:pPr>
+        <w:spacing w:before="0" w:after="0"/>
+      </w:pPr>
+    </w:p>
+    <w:p>
+      <w:pPr>
+        <w:spacing w:before="0" w:after="0"/>
+      </w:pPr>
+    </w:p>
+    <w:p>
+      <w:pPr>
+        <w:spacing w:before="0" w:after="0"/>
+      </w:pPr>
+    </w:p>
+    <w:p>
+      <w:pPr>
+        <w:spacing w:before="0" w:after="0"/>
+      </w:pPr>
+    </w:p>
+    <w:p>
+      <w:pPr>
+        <w:spacing w:before="0" w:after="0"/>
+      </w:pPr>
+    </w:p>
+    <w:p>
+      <w:pPr>
+        <w:spacing w:before="0" w:after="0"/>
+      </w:pPr>
     </w:p>
     <w:bookmarkEnd w:id="43"/>
     <w:bookmarkStart w:id="44" w:name="第-21-题"/>
@@ -13715,6 +14171,31 @@
         <w:t>？</w:t>
       </w:r>
     </w:p>
+    <w:p>
+      <w:pPr>
+        <w:spacing w:before="0" w:after="0"/>
+      </w:pPr>
+    </w:p>
+    <w:p>
+      <w:pPr>
+        <w:spacing w:before="0" w:after="0"/>
+      </w:pPr>
+    </w:p>
+    <w:p>
+      <w:pPr>
+        <w:spacing w:before="0" w:after="0"/>
+      </w:pPr>
+    </w:p>
+    <w:p>
+      <w:pPr>
+        <w:spacing w:before="0" w:after="0"/>
+      </w:pPr>
+    </w:p>
+    <w:p>
+      <w:pPr>
+        <w:spacing w:before="0" w:after="0"/>
+      </w:pPr>
+    </w:p>
     <w:bookmarkEnd w:id="44"/>
     <w:bookmarkStart w:id="45" w:name="第-22-题"/>
     <w:p>
@@ -14617,6 +15098,46 @@
         </w:rPr>
         <w:t>。</w:t>
       </w:r>
+    </w:p>
+    <w:p>
+      <w:pPr>
+        <w:spacing w:before="0" w:after="0"/>
+      </w:pPr>
+    </w:p>
+    <w:p>
+      <w:pPr>
+        <w:spacing w:before="0" w:after="0"/>
+      </w:pPr>
+    </w:p>
+    <w:p>
+      <w:pPr>
+        <w:spacing w:before="0" w:after="0"/>
+      </w:pPr>
+    </w:p>
+    <w:p>
+      <w:pPr>
+        <w:spacing w:before="0" w:after="0"/>
+      </w:pPr>
+    </w:p>
+    <w:p>
+      <w:pPr>
+        <w:spacing w:before="0" w:after="0"/>
+      </w:pPr>
+    </w:p>
+    <w:p>
+      <w:pPr>
+        <w:spacing w:before="0" w:after="0"/>
+      </w:pPr>
+    </w:p>
+    <w:p>
+      <w:pPr>
+        <w:spacing w:before="0" w:after="0"/>
+      </w:pPr>
+    </w:p>
+    <w:p>
+      <w:pPr>
+        <w:spacing w:before="0" w:after="0"/>
+      </w:pPr>
     </w:p>
     <w:bookmarkEnd w:id="45"/>
     <w:bookmarkStart w:id="46" w:name="第-23-题"/>
@@ -15329,6 +15850,31 @@
         <w:t>。</w:t>
       </w:r>
     </w:p>
+    <w:p>
+      <w:pPr>
+        <w:spacing w:before="0" w:after="0"/>
+      </w:pPr>
+    </w:p>
+    <w:p>
+      <w:pPr>
+        <w:spacing w:before="0" w:after="0"/>
+      </w:pPr>
+    </w:p>
+    <w:p>
+      <w:pPr>
+        <w:spacing w:before="0" w:after="0"/>
+      </w:pPr>
+    </w:p>
+    <w:p>
+      <w:pPr>
+        <w:spacing w:before="0" w:after="0"/>
+      </w:pPr>
+    </w:p>
+    <w:p>
+      <w:pPr>
+        <w:spacing w:before="0" w:after="0"/>
+      </w:pPr>
+    </w:p>
     <w:bookmarkEnd w:id="46"/>
     <w:bookmarkStart w:id="47" w:name="第-24-题"/>
     <w:p>
@@ -15801,6 +16347,46 @@
         </w:rPr>
         <w:t>。</w:t>
       </w:r>
+    </w:p>
+    <w:p>
+      <w:pPr>
+        <w:spacing w:before="0" w:after="0"/>
+      </w:pPr>
+    </w:p>
+    <w:p>
+      <w:pPr>
+        <w:spacing w:before="0" w:after="0"/>
+      </w:pPr>
+    </w:p>
+    <w:p>
+      <w:pPr>
+        <w:spacing w:before="0" w:after="0"/>
+      </w:pPr>
+    </w:p>
+    <w:p>
+      <w:pPr>
+        <w:spacing w:before="0" w:after="0"/>
+      </w:pPr>
+    </w:p>
+    <w:p>
+      <w:pPr>
+        <w:spacing w:before="0" w:after="0"/>
+      </w:pPr>
+    </w:p>
+    <w:p>
+      <w:pPr>
+        <w:spacing w:before="0" w:after="0"/>
+      </w:pPr>
+    </w:p>
+    <w:p>
+      <w:pPr>
+        <w:spacing w:before="0" w:after="0"/>
+      </w:pPr>
+    </w:p>
+    <w:p>
+      <w:pPr>
+        <w:spacing w:before="0" w:after="0"/>
+      </w:pPr>
     </w:p>
     <w:bookmarkEnd w:id="47"/>
     <w:bookmarkStart w:id="51" w:name="第-25-题"/>
@@ -16568,7 +17154,7 @@
         </w:rPr>
         <w:drawing>
           <wp:inline>
-            <wp:extent cx="3600000" cy="1512285"/>
+            <wp:extent cx="3600000" cy="1496414"/>
             <wp:effectExtent b="0" l="0" r="0" t="0"/>
             <wp:docPr descr="" title="" id="49" name="Picture"/>
             <a:graphic>
@@ -16589,7 +17175,7 @@
                   <pic:spPr bwMode="auto">
                     <a:xfrm>
                       <a:off x="0" y="0"/>
-                      <a:ext cx="3600000" cy="1512285"/>
+                      <a:ext cx="3600000" cy="1496414"/>
                     </a:xfrm>
                     <a:prstGeom prst="rect">
                       <a:avLst/>
@@ -16737,6 +17323,46 @@
         </w:rPr>
         <w:t>。</w:t>
       </w:r>
+    </w:p>
+    <w:p>
+      <w:pPr>
+        <w:spacing w:before="0" w:after="0"/>
+      </w:pPr>
+    </w:p>
+    <w:p>
+      <w:pPr>
+        <w:spacing w:before="0" w:after="0"/>
+      </w:pPr>
+    </w:p>
+    <w:p>
+      <w:pPr>
+        <w:spacing w:before="0" w:after="0"/>
+      </w:pPr>
+    </w:p>
+    <w:p>
+      <w:pPr>
+        <w:spacing w:before="0" w:after="0"/>
+      </w:pPr>
+    </w:p>
+    <w:p>
+      <w:pPr>
+        <w:spacing w:before="0" w:after="0"/>
+      </w:pPr>
+    </w:p>
+    <w:p>
+      <w:pPr>
+        <w:spacing w:before="0" w:after="0"/>
+      </w:pPr>
+    </w:p>
+    <w:p>
+      <w:pPr>
+        <w:spacing w:before="0" w:after="0"/>
+      </w:pPr>
+    </w:p>
+    <w:p>
+      <w:pPr>
+        <w:spacing w:before="0" w:after="0"/>
+      </w:pPr>
     </w:p>
     <w:p>
       <w:pPr>

--- a/00-首页/题组Word/专项卷/一分册/专项卷XI-学生版.docx
+++ b/00-首页/题组Word/专项卷/一分册/专项卷XI-学生版.docx
@@ -10134,7 +10134,7 @@
         <m:sSubSup>
           <m:e>
             <m:r>
-              <m:t>​</m:t>
+              <m:t xml:space="preserve"> </m:t>
             </m:r>
           </m:e>
           <m:sub>
@@ -10191,7 +10191,7 @@
         <m:sSubSup>
           <m:e>
             <m:r>
-              <m:t>​</m:t>
+              <m:t xml:space="preserve"> </m:t>
             </m:r>
           </m:e>
           <m:sub>
@@ -10488,7 +10488,7 @@
         <m:sSubSup>
           <m:e>
             <m:r>
-              <m:t>​</m:t>
+              <m:t xml:space="preserve"> </m:t>
             </m:r>
           </m:e>
           <m:sub>
@@ -10545,7 +10545,7 @@
         <m:sSubSup>
           <m:e>
             <m:r>
-              <m:t>​</m:t>
+              <m:t xml:space="preserve"> </m:t>
             </m:r>
           </m:e>
           <m:sub>

--- a/00-首页/题组Word/专项卷/一分册/专项卷XI-学生版.docx
+++ b/00-首页/题组Word/专项卷/一分册/专项卷XI-学生版.docx
@@ -760,6 +760,14 @@
         <w:tblStyle w:val="Table"/>
         <w:tblW w:type="pct" w:w="5000"/>
         <w:tblLayout w:type="fixed"/>
+        <w:tblBorders>
+          <w:top w:val="single" w:sz="12" w:space="0" w:color="000000"/>
+          <w:left w:val="none" w:sz="0" w:space="0" w:color="auto"/>
+          <w:bottom w:val="single" w:sz="12" w:space="0" w:color="000000"/>
+          <w:right w:val="none" w:sz="0" w:space="0" w:color="auto"/>
+          <w:insideH w:val="none" w:sz="0" w:space="0" w:color="auto"/>
+          <w:insideV w:val="none" w:sz="0" w:space="0" w:color="auto"/>
+        </w:tblBorders>
         <w:tblLook w:firstRow="1" w:lastRow="0" w:firstColumn="0" w:lastColumn="0" w:noHBand="0" w:noVBand="0" w:val="0020"/>
       </w:tblPr>
       <w:tblGrid>
@@ -772,7 +780,11 @@
           <w:tblHeader w:val="on"/>
         </w:trPr>
         <w:tc>
-          <w:tcPr/>
+          <w:tcPr>
+            <w:tcBorders>
+              <w:bottom w:val="single" w:sz="8" w:space="0" w:color="000000"/>
+            </w:tcBorders>
+          </w:tcPr>
           <w:p>
             <w:pPr>
               <w:pStyle w:val="Compact"/>
@@ -781,7 +793,11 @@
           </w:p>
         </w:tc>
         <w:tc>
-          <w:tcPr/>
+          <w:tcPr>
+            <w:tcBorders>
+              <w:bottom w:val="single" w:sz="8" w:space="0" w:color="000000"/>
+            </w:tcBorders>
+          </w:tcPr>
           <w:p>
             <w:pPr>
               <w:pStyle w:val="Compact"/>
@@ -797,7 +813,11 @@
           </w:p>
         </w:tc>
         <w:tc>
-          <w:tcPr/>
+          <w:tcPr>
+            <w:tcBorders>
+              <w:bottom w:val="single" w:sz="8" w:space="0" w:color="000000"/>
+            </w:tcBorders>
+          </w:tcPr>
           <w:p>
             <w:pPr>
               <w:pStyle w:val="Compact"/>
@@ -1641,6 +1661,7 @@
     <w:p>
       <w:pPr>
         <w:pStyle w:val="FirstParagraph"/>
+        <w:spacing w:before="0" w:after="0"/>
       </w:pPr>
       <w:r>
         <w:rPr>
@@ -1782,6 +1803,7 @@
     <w:p>
       <w:pPr>
         <w:pStyle w:val="BodyText"/>
+        <w:spacing w:before="0" w:after="0"/>
       </w:pPr>
       <w:r>
         <w:rPr>
@@ -1805,6 +1827,7 @@
     <w:p>
       <w:pPr>
         <w:pStyle w:val="BodyText"/>
+        <w:spacing w:before="0" w:after="0"/>
       </w:pPr>
       <w:r>
         <w:rPr>
@@ -1840,6 +1863,7 @@
     <w:p>
       <w:pPr>
         <w:pStyle w:val="BodyText"/>
+        <w:spacing w:before="0" w:after="0"/>
       </w:pPr>
       <w:r>
         <w:rPr>
@@ -3205,8 +3229,8 @@
     <w:p>
       <w:pPr>
         <w:pStyle w:val="FirstParagraph"/>
+        <w:spacing w:before="0" w:after="0"/>
         <w:ind w:left="480" w:hanging="480"/>
-        <w:spacing w:after="0"/>
       </w:pPr>
       <w:r>
         <w:rPr>
@@ -3218,34 +3242,34 @@
     <w:p>
       <w:pPr>
         <w:pStyle w:val="FirstParagraph"/>
+        <w:spacing w:before="0" w:after="0"/>
         <w:ind w:left="480" w:hanging="480"/>
+      </w:pPr>
+      <w:r>
+        <w:rPr>
+          <w:rFonts w:ascii="Times New Roman" w:hAnsi="Times New Roman" w:eastAsia="Times New Roman" w:cs="Times New Roman"/>
+        </w:rPr>
+        <w:t xml:space="preserve">B. ①②③　</w:t>
+      </w:r>
+    </w:p>
+    <w:p>
+      <w:pPr>
+        <w:pStyle w:val="FirstParagraph"/>
         <w:spacing w:before="0" w:after="0"/>
-      </w:pPr>
-      <w:r>
-        <w:rPr>
-          <w:rFonts w:ascii="Times New Roman" w:hAnsi="Times New Roman" w:eastAsia="Times New Roman" w:cs="Times New Roman"/>
-        </w:rPr>
-        <w:t xml:space="preserve">B. ①②③　</w:t>
+        <w:ind w:left="480" w:hanging="480"/>
+      </w:pPr>
+      <w:r>
+        <w:rPr>
+          <w:rFonts w:ascii="Times New Roman" w:hAnsi="Times New Roman" w:eastAsia="Times New Roman" w:cs="Times New Roman"/>
+        </w:rPr>
+        <w:t xml:space="preserve">C. ③④　</w:t>
       </w:r>
     </w:p>
     <w:p>
       <w:pPr>
         <w:pStyle w:val="FirstParagraph"/>
+        <w:spacing w:before="0" w:after="0"/>
         <w:ind w:left="480" w:hanging="480"/>
-        <w:spacing w:before="0" w:after="0"/>
-      </w:pPr>
-      <w:r>
-        <w:rPr>
-          <w:rFonts w:ascii="Times New Roman" w:hAnsi="Times New Roman" w:eastAsia="Times New Roman" w:cs="Times New Roman"/>
-        </w:rPr>
-        <w:t xml:space="preserve">C. ③④　</w:t>
-      </w:r>
-    </w:p>
-    <w:p>
-      <w:pPr>
-        <w:pStyle w:val="FirstParagraph"/>
-        <w:ind w:left="480" w:hanging="480"/>
-        <w:spacing w:before="0" w:after="180"/>
       </w:pPr>
       <w:r>
         <w:rPr>
@@ -5449,6 +5473,14 @@
       <w:tblPr>
         <w:tblStyle w:val="Table"/>
         <w:tblW w:type="auto" w:w="0"/>
+        <w:tblBorders>
+          <w:top w:val="single" w:sz="12" w:space="0" w:color="000000"/>
+          <w:left w:val="none" w:sz="0" w:space="0" w:color="auto"/>
+          <w:bottom w:val="single" w:sz="12" w:space="0" w:color="000000"/>
+          <w:right w:val="none" w:sz="0" w:space="0" w:color="auto"/>
+          <w:insideH w:val="none" w:sz="0" w:space="0" w:color="auto"/>
+          <w:insideV w:val="none" w:sz="0" w:space="0" w:color="auto"/>
+        </w:tblBorders>
         <w:tblLook w:firstRow="1" w:lastRow="0" w:firstColumn="0" w:lastColumn="0" w:noHBand="0" w:noVBand="0" w:val="0020"/>
       </w:tblPr>
       <w:tblGrid>
@@ -5464,7 +5496,11 @@
           <w:tblHeader w:val="on"/>
         </w:trPr>
         <w:tc>
-          <w:tcPr/>
+          <w:tcPr>
+            <w:tcBorders>
+              <w:bottom w:val="single" w:sz="8" w:space="0" w:color="000000"/>
+            </w:tcBorders>
+          </w:tcPr>
           <w:p>
             <w:pPr>
               <w:pStyle w:val="Compact"/>
@@ -5480,7 +5516,11 @@
           </w:p>
         </w:tc>
         <w:tc>
-          <w:tcPr/>
+          <w:tcPr>
+            <w:tcBorders>
+              <w:bottom w:val="single" w:sz="8" w:space="0" w:color="000000"/>
+            </w:tcBorders>
+          </w:tcPr>
           <w:p>
             <w:pPr>
               <w:pStyle w:val="Compact"/>
@@ -5496,7 +5536,11 @@
           </w:p>
         </w:tc>
         <w:tc>
-          <w:tcPr/>
+          <w:tcPr>
+            <w:tcBorders>
+              <w:bottom w:val="single" w:sz="8" w:space="0" w:color="000000"/>
+            </w:tcBorders>
+          </w:tcPr>
           <w:p>
             <w:pPr>
               <w:pStyle w:val="Compact"/>
@@ -5512,7 +5556,11 @@
           </w:p>
         </w:tc>
         <w:tc>
-          <w:tcPr/>
+          <w:tcPr>
+            <w:tcBorders>
+              <w:bottom w:val="single" w:sz="8" w:space="0" w:color="000000"/>
+            </w:tcBorders>
+          </w:tcPr>
           <w:p>
             <w:pPr>
               <w:pStyle w:val="Compact"/>
@@ -5535,7 +5583,11 @@
           </w:p>
         </w:tc>
         <w:tc>
-          <w:tcPr/>
+          <w:tcPr>
+            <w:tcBorders>
+              <w:bottom w:val="single" w:sz="8" w:space="0" w:color="000000"/>
+            </w:tcBorders>
+          </w:tcPr>
           <w:p>
             <w:pPr>
               <w:pStyle w:val="Compact"/>
@@ -5558,7 +5610,11 @@
           </w:p>
         </w:tc>
         <w:tc>
-          <w:tcPr/>
+          <w:tcPr>
+            <w:tcBorders>
+              <w:bottom w:val="single" w:sz="8" w:space="0" w:color="000000"/>
+            </w:tcBorders>
+          </w:tcPr>
           <w:p>
             <w:pPr>
               <w:pStyle w:val="Compact"/>
@@ -6092,6 +6148,7 @@
     <w:p>
       <w:pPr>
         <w:pStyle w:val="FirstParagraph"/>
+        <w:spacing w:before="0" w:after="0"/>
       </w:pPr>
       <w:r>
         <w:rPr>
@@ -6145,6 +6202,7 @@
     <w:p>
       <w:pPr>
         <w:pStyle w:val="BodyText"/>
+        <w:spacing w:before="0" w:after="0"/>
       </w:pPr>
       <w:r>
         <w:rPr>
@@ -6256,6 +6314,7 @@
     <w:p>
       <w:pPr>
         <w:pStyle w:val="BodyText"/>
+        <w:spacing w:before="0" w:after="0"/>
       </w:pPr>
       <w:r>
         <w:rPr>
@@ -6473,6 +6532,14 @@
       <w:tblPr>
         <w:tblStyle w:val="Table"/>
         <w:tblW w:type="auto" w:w="0"/>
+        <w:tblBorders>
+          <w:top w:val="single" w:sz="12" w:space="0" w:color="000000"/>
+          <w:left w:val="none" w:sz="0" w:space="0" w:color="auto"/>
+          <w:bottom w:val="single" w:sz="12" w:space="0" w:color="000000"/>
+          <w:right w:val="none" w:sz="0" w:space="0" w:color="auto"/>
+          <w:insideH w:val="none" w:sz="0" w:space="0" w:color="auto"/>
+          <w:insideV w:val="none" w:sz="0" w:space="0" w:color="auto"/>
+        </w:tblBorders>
         <w:tblLook w:firstRow="1" w:lastRow="0" w:firstColumn="0" w:lastColumn="0" w:noHBand="0" w:noVBand="0" w:val="0020"/>
       </w:tblPr>
       <w:tblGrid>
@@ -6488,7 +6555,11 @@
           <w:tblHeader w:val="on"/>
         </w:trPr>
         <w:tc>
-          <w:tcPr/>
+          <w:tcPr>
+            <w:tcBorders>
+              <w:bottom w:val="single" w:sz="8" w:space="0" w:color="000000"/>
+            </w:tcBorders>
+          </w:tcPr>
           <w:p>
             <w:pPr>
               <w:pStyle w:val="Compact"/>
@@ -6504,7 +6575,11 @@
           </w:p>
         </w:tc>
         <w:tc>
-          <w:tcPr/>
+          <w:tcPr>
+            <w:tcBorders>
+              <w:bottom w:val="single" w:sz="8" w:space="0" w:color="000000"/>
+            </w:tcBorders>
+          </w:tcPr>
           <w:p>
             <w:pPr>
               <w:pStyle w:val="Compact"/>
@@ -6520,7 +6595,11 @@
           </w:p>
         </w:tc>
         <w:tc>
-          <w:tcPr/>
+          <w:tcPr>
+            <w:tcBorders>
+              <w:bottom w:val="single" w:sz="8" w:space="0" w:color="000000"/>
+            </w:tcBorders>
+          </w:tcPr>
           <w:p>
             <w:pPr>
               <w:pStyle w:val="Compact"/>
@@ -6536,7 +6615,11 @@
           </w:p>
         </w:tc>
         <w:tc>
-          <w:tcPr/>
+          <w:tcPr>
+            <w:tcBorders>
+              <w:bottom w:val="single" w:sz="8" w:space="0" w:color="000000"/>
+            </w:tcBorders>
+          </w:tcPr>
           <w:p>
             <w:pPr>
               <w:pStyle w:val="Compact"/>
@@ -6552,7 +6635,11 @@
           </w:p>
         </w:tc>
         <w:tc>
-          <w:tcPr/>
+          <w:tcPr>
+            <w:tcBorders>
+              <w:bottom w:val="single" w:sz="8" w:space="0" w:color="000000"/>
+            </w:tcBorders>
+          </w:tcPr>
           <w:p>
             <w:pPr>
               <w:pStyle w:val="Compact"/>
@@ -6568,7 +6655,11 @@
           </w:p>
         </w:tc>
         <w:tc>
-          <w:tcPr/>
+          <w:tcPr>
+            <w:tcBorders>
+              <w:bottom w:val="single" w:sz="8" w:space="0" w:color="000000"/>
+            </w:tcBorders>
+          </w:tcPr>
           <w:p>
             <w:pPr>
               <w:pStyle w:val="Compact"/>
@@ -6778,9 +6869,8 @@
     <w:p>
       <w:pPr>
         <w:pStyle w:val="BodyText"/>
-        <w:spacing w:before="120"/>
+        <w:spacing w:before="0" w:after="0"/>
         <w:ind w:left="480" w:hanging="480"/>
-        <w:spacing w:after="0"/>
       </w:pPr>
       <w:r>
         <w:rPr>
@@ -6868,9 +6958,8 @@
     <w:p>
       <w:pPr>
         <w:pStyle w:val="BodyText"/>
-        <w:spacing w:before="120"/>
+        <w:spacing w:before="0" w:after="0"/>
         <w:ind w:left="480" w:hanging="480"/>
-        <w:spacing w:before="0" w:after="0"/>
       </w:pPr>
       <w:r>
         <w:rPr>
@@ -6920,47 +7009,45 @@
     <w:p>
       <w:pPr>
         <w:pStyle w:val="BodyText"/>
-        <w:spacing w:before="120"/>
+        <w:spacing w:before="0" w:after="0"/>
         <w:ind w:left="480" w:hanging="480"/>
+      </w:pPr>
+      <w:r>
+        <w:rPr>
+          <w:rFonts w:ascii="Times New Roman" w:hAnsi="Times New Roman" w:eastAsia="Times New Roman" w:cs="Times New Roman"/>
+        </w:rPr>
+        <w:t xml:space="preserve">C. M </w:t>
+      </w:r>
+      <w:r>
+        <w:rPr>
+          <w:rFonts w:hint="eastAsia" w:ascii="Times New Roman" w:hAnsi="Times New Roman" w:eastAsia="FangSong" w:cs="Times New Roman"/>
+        </w:rPr>
+        <w:t xml:space="preserve">与</w:t>
+      </w:r>
+      <w:r>
+        <w:rPr>
+          <w:rFonts w:ascii="Times New Roman" w:hAnsi="Times New Roman" w:eastAsia="Times New Roman" w:cs="Times New Roman"/>
+        </w:rPr>
+        <w:t xml:space="preserve"> T </w:t>
+      </w:r>
+      <w:r>
+        <w:rPr>
+          <w:rFonts w:hint="eastAsia" w:ascii="Times New Roman" w:hAnsi="Times New Roman" w:eastAsia="FangSong" w:cs="Times New Roman"/>
+        </w:rPr>
+        <w:t xml:space="preserve">形成的化合物具有两性</w:t>
+      </w:r>
+      <w:r>
+        <w:rPr>
+          <w:rFonts w:ascii="Times New Roman" w:hAnsi="Times New Roman" w:eastAsia="Times New Roman" w:cs="Times New Roman"/>
+        </w:rPr>
+        <w:t xml:space="preserve">　　</w:t>
+      </w:r>
+    </w:p>
+    <w:p>
+      <w:pPr>
+        <w:pStyle w:val="BodyText"/>
         <w:spacing w:before="0" w:after="0"/>
-      </w:pPr>
-      <w:r>
-        <w:rPr>
-          <w:rFonts w:ascii="Times New Roman" w:hAnsi="Times New Roman" w:eastAsia="Times New Roman" w:cs="Times New Roman"/>
-        </w:rPr>
-        <w:t xml:space="preserve">C. M </w:t>
-      </w:r>
-      <w:r>
-        <w:rPr>
-          <w:rFonts w:hint="eastAsia" w:ascii="Times New Roman" w:hAnsi="Times New Roman" w:eastAsia="FangSong" w:cs="Times New Roman"/>
-        </w:rPr>
-        <w:t xml:space="preserve">与</w:t>
-      </w:r>
-      <w:r>
-        <w:rPr>
-          <w:rFonts w:ascii="Times New Roman" w:hAnsi="Times New Roman" w:eastAsia="Times New Roman" w:cs="Times New Roman"/>
-        </w:rPr>
-        <w:t xml:space="preserve"> T </w:t>
-      </w:r>
-      <w:r>
-        <w:rPr>
-          <w:rFonts w:hint="eastAsia" w:ascii="Times New Roman" w:hAnsi="Times New Roman" w:eastAsia="FangSong" w:cs="Times New Roman"/>
-        </w:rPr>
-        <w:t xml:space="preserve">形成的化合物具有两性</w:t>
-      </w:r>
-      <w:r>
-        <w:rPr>
-          <w:rFonts w:ascii="Times New Roman" w:hAnsi="Times New Roman" w:eastAsia="Times New Roman" w:cs="Times New Roman"/>
-        </w:rPr>
-        <w:t xml:space="preserve">　　</w:t>
-      </w:r>
-    </w:p>
-    <w:p>
-      <w:pPr>
-        <w:pStyle w:val="BodyText"/>
-        <w:spacing w:before="120"/>
         <w:ind w:left="480" w:hanging="480"/>
-        <w:spacing w:before="0" w:after="180"/>
       </w:pPr>
       <w:r>
         <w:rPr>
@@ -7980,6 +8067,7 @@
     <w:p>
       <w:pPr>
         <w:pStyle w:val="FirstParagraph"/>
+        <w:spacing w:before="0" w:after="0"/>
       </w:pPr>
       <w:r>
         <w:rPr>
@@ -8124,6 +8212,7 @@
     <w:p>
       <w:pPr>
         <w:pStyle w:val="BodyText"/>
+        <w:spacing w:before="0" w:after="0"/>
       </w:pPr>
       <w:r>
         <w:rPr>
@@ -8177,6 +8266,7 @@
     <w:p>
       <w:pPr>
         <w:pStyle w:val="BodyText"/>
+        <w:spacing w:before="0" w:after="0"/>
       </w:pPr>
       <w:r>
         <w:rPr>
@@ -8372,6 +8462,7 @@
     <w:p>
       <w:pPr>
         <w:pStyle w:val="BodyText"/>
+        <w:spacing w:before="0" w:after="0"/>
       </w:pPr>
       <w:r>
         <w:rPr>
@@ -16814,6 +16905,14 @@
       <w:tblPr>
         <w:tblStyle w:val="Table"/>
         <w:tblW w:type="auto" w:w="0"/>
+        <w:tblBorders>
+          <w:top w:val="single" w:sz="12" w:space="0" w:color="000000"/>
+          <w:left w:val="none" w:sz="0" w:space="0" w:color="auto"/>
+          <w:bottom w:val="single" w:sz="12" w:space="0" w:color="000000"/>
+          <w:right w:val="none" w:sz="0" w:space="0" w:color="auto"/>
+          <w:insideH w:val="none" w:sz="0" w:space="0" w:color="auto"/>
+          <w:insideV w:val="none" w:sz="0" w:space="0" w:color="auto"/>
+        </w:tblBorders>
         <w:tblLook w:firstRow="1" w:lastRow="0" w:firstColumn="0" w:lastColumn="0" w:noHBand="0" w:noVBand="0" w:val="0020"/>
       </w:tblPr>
       <w:tblGrid>
@@ -16828,7 +16927,11 @@
           <w:tblHeader w:val="on"/>
         </w:trPr>
         <w:tc>
-          <w:tcPr/>
+          <w:tcPr>
+            <w:tcBorders>
+              <w:bottom w:val="single" w:sz="8" w:space="0" w:color="000000"/>
+            </w:tcBorders>
+          </w:tcPr>
           <w:p>
             <w:pPr>
               <w:pStyle w:val="Compact"/>
@@ -16851,7 +16954,11 @@
           </w:p>
         </w:tc>
         <w:tc>
-          <w:tcPr/>
+          <w:tcPr>
+            <w:tcBorders>
+              <w:bottom w:val="single" w:sz="8" w:space="0" w:color="000000"/>
+            </w:tcBorders>
+          </w:tcPr>
           <w:p>
             <w:pPr>
               <w:pStyle w:val="Compact"/>
@@ -16867,7 +16974,11 @@
           </w:p>
         </w:tc>
         <w:tc>
-          <w:tcPr/>
+          <w:tcPr>
+            <w:tcBorders>
+              <w:bottom w:val="single" w:sz="8" w:space="0" w:color="000000"/>
+            </w:tcBorders>
+          </w:tcPr>
           <w:p>
             <w:pPr>
               <w:pStyle w:val="Compact"/>
@@ -16883,7 +16994,11 @@
           </w:p>
         </w:tc>
         <w:tc>
-          <w:tcPr/>
+          <w:tcPr>
+            <w:tcBorders>
+              <w:bottom w:val="single" w:sz="8" w:space="0" w:color="000000"/>
+            </w:tcBorders>
+          </w:tcPr>
           <w:p>
             <w:pPr>
               <w:pStyle w:val="Compact"/>
@@ -16899,7 +17014,11 @@
           </w:p>
         </w:tc>
         <w:tc>
-          <w:tcPr/>
+          <w:tcPr>
+            <w:tcBorders>
+              <w:bottom w:val="single" w:sz="8" w:space="0" w:color="000000"/>
+            </w:tcBorders>
+          </w:tcPr>
           <w:p>
             <w:pPr>
               <w:pStyle w:val="Compact"/>
@@ -19441,7 +19560,7 @@
     <ns0:rPr>
       <ns0:rFonts ns0:ascii="Times New Roman" ns0:cs="Times New Roman" ns0:eastAsia="SimHei" ns0:hAnsi="Times New Roman"/>
       <ns0:b/>
-      <ns0:color ns0:val="17324D"/>
+      <ns0:color ns0:val="000000"/>
       <ns0:sz ns0:val="44"/>
       <ns0:szCs ns0:val="56"/>
     </ns0:rPr>
@@ -19583,7 +19702,7 @@
     <ns0:rPr>
       <ns0:rFonts ns0:ascii="Times New Roman" ns0:cs="Times New Roman" ns0:eastAsia="SimHei" ns0:hAnsi="Times New Roman"/>
       <ns0:b/>
-      <ns0:color ns0:val="17324D"/>
+      <ns0:color ns0:val="000000"/>
       <ns0:sz ns0:val="32"/>
       <ns0:szCs ns0:val="40"/>
     </ns0:rPr>
@@ -19607,7 +19726,7 @@
     <ns0:rPr>
       <ns0:rFonts ns0:ascii="Times New Roman" ns0:cs="Times New Roman" ns0:eastAsia="SimHei" ns0:hAnsi="Times New Roman"/>
       <ns0:b/>
-      <ns0:color ns0:val="17324D"/>
+      <ns0:color ns0:val="000000"/>
       <ns0:sz ns0:val="28"/>
       <ns0:szCs ns0:val="32"/>
     </ns0:rPr>
@@ -19631,7 +19750,7 @@
     <ns0:rPr>
       <ns0:rFonts ns0:ascii="Times New Roman" ns0:cs="Times New Roman" ns0:eastAsia="SimHei" ns0:hAnsi="Times New Roman"/>
       <ns0:b/>
-      <ns0:color ns0:val="17324D"/>
+      <ns0:color ns0:val="000000"/>
       <ns0:sz ns0:val="25"/>
       <ns0:szCs ns0:val="28"/>
     </ns0:rPr>
